--- a/Zomso_Skill_기획서.docx
+++ b/Zomso_Skill_기획서.docx
@@ -100,7 +100,6 @@
                 <w:color w:val="000000"/>
               </w:rPr>
             </w:pPr>
-            <w:proofErr w:type="spellStart"/>
             <w:r>
               <w:rPr>
                 <w:rFonts w:ascii="맑은 고딕" w:eastAsia="맑은 고딕" w:hAnsi="맑은 고딕" w:cs="맑은 고딕"/>
@@ -110,7 +109,6 @@
               </w:rPr>
               <w:t>Date</w:t>
             </w:r>
-            <w:proofErr w:type="spellEnd"/>
           </w:p>
         </w:tc>
         <w:tc>
@@ -128,7 +126,6 @@
                 <w:color w:val="000000"/>
               </w:rPr>
             </w:pPr>
-            <w:proofErr w:type="spellStart"/>
             <w:r>
               <w:rPr>
                 <w:rFonts w:ascii="맑은 고딕" w:eastAsia="맑은 고딕" w:hAnsi="맑은 고딕" w:cs="맑은 고딕"/>
@@ -138,7 +135,6 @@
               </w:rPr>
               <w:t>Author</w:t>
             </w:r>
-            <w:proofErr w:type="spellEnd"/>
           </w:p>
         </w:tc>
         <w:tc>
@@ -156,7 +152,6 @@
                 <w:color w:val="000000"/>
               </w:rPr>
             </w:pPr>
-            <w:proofErr w:type="spellStart"/>
             <w:r>
               <w:rPr>
                 <w:rFonts w:ascii="맑은 고딕" w:eastAsia="맑은 고딕" w:hAnsi="맑은 고딕" w:cs="맑은 고딕"/>
@@ -166,7 +161,6 @@
               </w:rPr>
               <w:t>Description</w:t>
             </w:r>
-            <w:proofErr w:type="spellEnd"/>
           </w:p>
         </w:tc>
       </w:tr>
@@ -267,9 +261,15 @@
             <w:pPr>
               <w:jc w:val="center"/>
               <w:rPr>
-                <w:rFonts w:eastAsiaTheme="minorEastAsia"/>
+                <w:rFonts w:eastAsiaTheme="minorEastAsia" w:hint="eastAsia"/>
               </w:rPr>
             </w:pPr>
+            <w:r>
+              <w:rPr>
+                <w:rFonts w:eastAsiaTheme="minorEastAsia" w:hint="eastAsia"/>
+              </w:rPr>
+              <w:t>26.10.27</w:t>
+            </w:r>
           </w:p>
         </w:tc>
         <w:tc>
@@ -281,10 +281,17 @@
             <w:pPr>
               <w:jc w:val="center"/>
               <w:rPr>
-                <w:rFonts w:ascii="맑은 고딕" w:eastAsia="맑은 고딕" w:hAnsi="맑은 고딕" w:cs="맑은 고딕"/>
+                <w:rFonts w:ascii="맑은 고딕" w:eastAsia="맑은 고딕" w:hAnsi="맑은 고딕" w:cs="맑은 고딕" w:hint="eastAsia"/>
                 <w:color w:val="000000"/>
               </w:rPr>
             </w:pPr>
+            <w:r>
+              <w:rPr>
+                <w:rFonts w:ascii="맑은 고딕" w:eastAsia="맑은 고딕" w:hAnsi="맑은 고딕" w:cs="맑은 고딕" w:hint="eastAsia"/>
+                <w:color w:val="000000"/>
+              </w:rPr>
+              <w:t>구동현</w:t>
+            </w:r>
           </w:p>
         </w:tc>
         <w:tc>
@@ -296,9 +303,69 @@
             <w:pPr>
               <w:jc w:val="left"/>
               <w:rPr>
-                <w:rFonts w:eastAsiaTheme="minorEastAsia"/>
+                <w:rFonts w:eastAsiaTheme="minorEastAsia" w:hint="eastAsia"/>
               </w:rPr>
             </w:pPr>
+            <w:r>
+              <w:rPr>
+                <w:rFonts w:eastAsiaTheme="minorEastAsia" w:hint="eastAsia"/>
+              </w:rPr>
+              <w:t>문서</w:t>
+            </w:r>
+            <w:r>
+              <w:rPr>
+                <w:rFonts w:eastAsiaTheme="minorEastAsia" w:hint="eastAsia"/>
+              </w:rPr>
+              <w:t xml:space="preserve"> </w:t>
+            </w:r>
+            <w:r>
+              <w:rPr>
+                <w:rFonts w:eastAsiaTheme="minorEastAsia" w:hint="eastAsia"/>
+              </w:rPr>
+              <w:t>내</w:t>
+            </w:r>
+            <w:r>
+              <w:rPr>
+                <w:rFonts w:eastAsiaTheme="minorEastAsia" w:hint="eastAsia"/>
+              </w:rPr>
+              <w:t xml:space="preserve"> ST </w:t>
+            </w:r>
+            <w:r>
+              <w:rPr>
+                <w:rFonts w:eastAsiaTheme="minorEastAsia" w:hint="eastAsia"/>
+              </w:rPr>
+              <w:t>시스템</w:t>
+            </w:r>
+            <w:r>
+              <w:rPr>
+                <w:rFonts w:eastAsiaTheme="minorEastAsia" w:hint="eastAsia"/>
+              </w:rPr>
+              <w:t xml:space="preserve"> MP </w:t>
+            </w:r>
+            <w:r>
+              <w:rPr>
+                <w:rFonts w:eastAsiaTheme="minorEastAsia" w:hint="eastAsia"/>
+              </w:rPr>
+              <w:t>시스템으로</w:t>
+            </w:r>
+            <w:r>
+              <w:rPr>
+                <w:rFonts w:eastAsiaTheme="minorEastAsia" w:hint="eastAsia"/>
+              </w:rPr>
+              <w:t xml:space="preserve"> </w:t>
+            </w:r>
+            <w:r>
+              <w:rPr>
+                <w:rFonts w:eastAsiaTheme="minorEastAsia" w:hint="eastAsia"/>
+              </w:rPr>
+              <w:t>변경</w:t>
+            </w:r>
+            <w:r>
+              <w:rPr>
+                <w:rFonts w:eastAsiaTheme="minorEastAsia" w:hint="eastAsia"/>
+              </w:rPr>
+              <w:t>.</w:t>
+            </w:r>
           </w:p>
         </w:tc>
       </w:tr>
@@ -3788,11 +3855,9 @@
       <w:r>
         <w:t xml:space="preserve">, </w:t>
       </w:r>
-      <w:proofErr w:type="spellStart"/>
       <w:r>
         <w:t>차징형</w:t>
       </w:r>
-      <w:proofErr w:type="spellEnd"/>
       <w:r>
         <w:t xml:space="preserve"> </w:t>
       </w:r>
@@ -3826,11 +3891,9 @@
       <w:r>
         <w:t xml:space="preserve"> </w:t>
       </w:r>
-      <w:proofErr w:type="spellStart"/>
       <w:r>
         <w:t>소울라이크</w:t>
       </w:r>
-      <w:proofErr w:type="spellEnd"/>
       <w:r>
         <w:t xml:space="preserve"> </w:t>
       </w:r>
@@ -3877,13 +3940,7 @@
         <w:t>.</w:t>
       </w:r>
     </w:p>
-    <w:p>
-      <w:pPr>
-        <w:rPr>
-          <w:rFonts w:hint="eastAsia"/>
-        </w:rPr>
-      </w:pPr>
-    </w:p>
+    <w:p/>
     <w:p>
       <w:pPr>
         <w:pStyle w:val="2"/>
@@ -4054,7 +4111,6 @@
         </w:rPr>
         <w:t xml:space="preserve"> </w:t>
       </w:r>
-      <w:proofErr w:type="spellStart"/>
       <w:r>
         <w:rPr>
           <w:rFonts w:hint="eastAsia"/>
@@ -4063,7 +4119,6 @@
         </w:rPr>
         <w:t>표준화하여</w:t>
       </w:r>
-      <w:proofErr w:type="spellEnd"/>
       <w:r>
         <w:rPr>
           <w:rFonts w:hint="eastAsia"/>
@@ -4088,7 +4143,6 @@
         </w:rPr>
         <w:t xml:space="preserve"> </w:t>
       </w:r>
-      <w:proofErr w:type="spellStart"/>
       <w:r>
         <w:rPr>
           <w:rFonts w:hint="eastAsia"/>
@@ -4097,7 +4151,6 @@
         </w:rPr>
         <w:t>밸런싱</w:t>
       </w:r>
-      <w:proofErr w:type="spellEnd"/>
       <w:r>
         <w:rPr>
           <w:rFonts w:hint="eastAsia"/>
@@ -4264,7 +4317,6 @@
         </w:rPr>
         <w:t xml:space="preserve"> </w:t>
       </w:r>
-      <w:proofErr w:type="spellStart"/>
       <w:r>
         <w:rPr>
           <w:sz w:val="20"/>
@@ -4272,7 +4324,6 @@
         </w:rPr>
         <w:t>차징형</w:t>
       </w:r>
-      <w:proofErr w:type="spellEnd"/>
       <w:r>
         <w:rPr>
           <w:sz w:val="20"/>
@@ -4502,7 +4553,6 @@
         <w:pStyle w:val="a7"/>
         <w:ind w:leftChars="0"/>
         <w:rPr>
-          <w:rFonts w:hint="eastAsia"/>
           <w:sz w:val="20"/>
           <w:szCs w:val="20"/>
         </w:rPr>
@@ -4538,11 +4588,6 @@
       <w:bookmarkEnd w:id="3"/>
     </w:p>
     <w:p>
-      <w:pPr>
-        <w:rPr>
-          <w:rFonts w:hint="eastAsia"/>
-        </w:rPr>
-      </w:pPr>
       <w:r>
         <w:rPr>
           <w:rFonts w:hint="eastAsia"/>
@@ -4755,11 +4800,6 @@
       </w:r>
     </w:p>
     <w:p>
-      <w:pPr>
-        <w:rPr>
-          <w:rFonts w:hint="eastAsia"/>
-        </w:rPr>
-      </w:pPr>
       <w:r>
         <w:rPr>
           <w:rFonts w:hint="eastAsia"/>
@@ -4890,14 +4930,12 @@
         </w:rPr>
         <w:t xml:space="preserve"> </w:t>
       </w:r>
-      <w:proofErr w:type="spellStart"/>
       <w:r>
         <w:rPr>
           <w:rFonts w:hint="eastAsia"/>
         </w:rPr>
         <w:t>시전되며</w:t>
       </w:r>
-      <w:proofErr w:type="spellEnd"/>
       <w:r>
         <w:rPr>
           <w:rFonts w:hint="eastAsia"/>
@@ -4908,13 +4946,7 @@
         <w:rPr>
           <w:rFonts w:hint="eastAsia"/>
         </w:rPr>
-        <w:t>스태미나</w:t>
-      </w:r>
-      <w:r>
-        <w:rPr>
-          <w:rFonts w:hint="eastAsia"/>
-        </w:rPr>
-        <w:t>(ST)</w:t>
+        <w:t>마나</w:t>
       </w:r>
       <w:r>
         <w:rPr>
@@ -4952,14 +4984,12 @@
         </w:rPr>
         <w:t xml:space="preserve"> </w:t>
       </w:r>
-      <w:proofErr w:type="spellStart"/>
       <w:r>
         <w:rPr>
           <w:rFonts w:hint="eastAsia"/>
         </w:rPr>
         <w:t>딜링</w:t>
       </w:r>
-      <w:proofErr w:type="spellEnd"/>
       <w:r>
         <w:rPr>
           <w:rFonts w:hint="eastAsia"/>
@@ -5136,14 +5166,12 @@
         </w:rPr>
         <w:t xml:space="preserve"> </w:t>
       </w:r>
-      <w:proofErr w:type="spellStart"/>
       <w:r>
         <w:rPr>
           <w:rFonts w:hint="eastAsia"/>
         </w:rPr>
         <w:t>차징에</w:t>
       </w:r>
-      <w:proofErr w:type="spellEnd"/>
       <w:r>
         <w:rPr>
           <w:rFonts w:hint="eastAsia"/>
@@ -5210,14 +5238,12 @@
         </w:rPr>
         <w:t xml:space="preserve"> </w:t>
       </w:r>
-      <w:proofErr w:type="spellStart"/>
       <w:r>
         <w:rPr>
           <w:rFonts w:hint="eastAsia"/>
         </w:rPr>
         <w:t>고위력</w:t>
       </w:r>
-      <w:proofErr w:type="spellEnd"/>
       <w:r>
         <w:rPr>
           <w:rFonts w:hint="eastAsia"/>
@@ -5278,25 +5304,277 @@
           <w:b/>
           <w:bCs/>
         </w:rPr>
-        <w:t xml:space="preserve"> (Tactical / </w:t>
-      </w:r>
-      <w:proofErr w:type="spellStart"/>
+        <w:t xml:space="preserve"> (Tactical / Utility Skill)</w:t>
+      </w:r>
       <w:r>
         <w:rPr>
           <w:rFonts w:hint="eastAsia"/>
           <w:b/>
           <w:bCs/>
         </w:rPr>
-        <w:t>Utility</w:t>
-      </w:r>
-      <w:proofErr w:type="spellEnd"/>
+        <w:t xml:space="preserve"> </w:t>
+      </w:r>
+      <w:r>
+        <w:rPr>
+          <w:rFonts w:hint="eastAsia"/>
+        </w:rPr>
+        <w:t>:</w:t>
+      </w:r>
+      <w:r>
+        <w:rPr>
+          <w:rFonts w:hint="eastAsia"/>
+        </w:rPr>
+        <w:t xml:space="preserve"> </w:t>
+      </w:r>
+      <w:r>
+        <w:rPr>
+          <w:rFonts w:hint="eastAsia"/>
+        </w:rPr>
+        <w:t>강화</w:t>
+      </w:r>
+      <w:r>
+        <w:rPr>
+          <w:rFonts w:hint="eastAsia"/>
+        </w:rPr>
+        <w:t xml:space="preserve">, </w:t>
+      </w:r>
+      <w:r>
+        <w:rPr>
+          <w:rFonts w:hint="eastAsia"/>
+        </w:rPr>
+        <w:t>회복</w:t>
+      </w:r>
+      <w:r>
+        <w:rPr>
+          <w:rFonts w:hint="eastAsia"/>
+        </w:rPr>
+        <w:t xml:space="preserve">, </w:t>
+      </w:r>
+      <w:r>
+        <w:rPr>
+          <w:rFonts w:hint="eastAsia"/>
+        </w:rPr>
+        <w:t>방어막</w:t>
+      </w:r>
+      <w:r>
+        <w:rPr>
+          <w:rFonts w:hint="eastAsia"/>
+        </w:rPr>
+        <w:t xml:space="preserve">, </w:t>
+      </w:r>
+      <w:r>
+        <w:rPr>
+          <w:rFonts w:hint="eastAsia"/>
+        </w:rPr>
+        <w:t>일시</w:t>
+      </w:r>
+      <w:r>
+        <w:rPr>
+          <w:rFonts w:hint="eastAsia"/>
+        </w:rPr>
+        <w:t xml:space="preserve"> </w:t>
+      </w:r>
+      <w:r>
+        <w:rPr>
+          <w:rFonts w:hint="eastAsia"/>
+        </w:rPr>
+        <w:t>무적</w:t>
+      </w:r>
+      <w:r>
+        <w:rPr>
+          <w:rFonts w:hint="eastAsia"/>
+        </w:rPr>
+        <w:t xml:space="preserve"> </w:t>
+      </w:r>
+      <w:r>
+        <w:rPr>
+          <w:rFonts w:hint="eastAsia"/>
+        </w:rPr>
+        <w:t>등</w:t>
+      </w:r>
+      <w:r>
+        <w:rPr>
+          <w:rFonts w:hint="eastAsia"/>
+        </w:rPr>
+        <w:t xml:space="preserve"> </w:t>
+      </w:r>
+      <w:r>
+        <w:rPr>
+          <w:rFonts w:hint="eastAsia"/>
+        </w:rPr>
+        <w:t>유틸리티</w:t>
+      </w:r>
+      <w:r>
+        <w:rPr>
+          <w:rFonts w:hint="eastAsia"/>
+        </w:rPr>
+        <w:t xml:space="preserve"> </w:t>
+      </w:r>
+      <w:r>
+        <w:rPr>
+          <w:rFonts w:hint="eastAsia"/>
+        </w:rPr>
+        <w:t>효과를</w:t>
+      </w:r>
+      <w:r>
+        <w:rPr>
+          <w:rFonts w:hint="eastAsia"/>
+        </w:rPr>
+        <w:t xml:space="preserve"> </w:t>
+      </w:r>
+      <w:r>
+        <w:rPr>
+          <w:rFonts w:hint="eastAsia"/>
+        </w:rPr>
+        <w:t>즉발로</w:t>
+      </w:r>
+      <w:r>
+        <w:rPr>
+          <w:rFonts w:hint="eastAsia"/>
+        </w:rPr>
+        <w:t xml:space="preserve"> </w:t>
+      </w:r>
+      <w:r>
+        <w:rPr>
+          <w:rFonts w:hint="eastAsia"/>
+        </w:rPr>
+        <w:t>부여하며</w:t>
+      </w:r>
+      <w:r>
+        <w:rPr>
+          <w:rFonts w:hint="eastAsia"/>
+        </w:rPr>
+        <w:t xml:space="preserve">, </w:t>
+      </w:r>
+      <w:r>
+        <w:rPr>
+          <w:rFonts w:hint="eastAsia"/>
+        </w:rPr>
+        <w:t>쿨타임</w:t>
+      </w:r>
+      <w:r>
+        <w:rPr>
+          <w:rFonts w:hint="eastAsia"/>
+        </w:rPr>
+        <w:t xml:space="preserve"> </w:t>
+      </w:r>
+      <w:r>
+        <w:rPr>
+          <w:rFonts w:hint="eastAsia"/>
+        </w:rPr>
+        <w:t>및</w:t>
+      </w:r>
+      <w:r>
+        <w:rPr>
+          <w:rFonts w:hint="eastAsia"/>
+        </w:rPr>
+        <w:t xml:space="preserve"> </w:t>
+      </w:r>
+      <w:r>
+        <w:rPr>
+          <w:rFonts w:hint="eastAsia"/>
+        </w:rPr>
+        <w:t>스테이지당</w:t>
+      </w:r>
+      <w:r>
+        <w:rPr>
+          <w:rFonts w:hint="eastAsia"/>
+        </w:rPr>
+        <w:t xml:space="preserve"> </w:t>
+      </w:r>
+      <w:r>
+        <w:rPr>
+          <w:rFonts w:hint="eastAsia"/>
+        </w:rPr>
+        <w:t>사용</w:t>
+      </w:r>
+      <w:r>
+        <w:rPr>
+          <w:rFonts w:hint="eastAsia"/>
+        </w:rPr>
+        <w:t xml:space="preserve"> </w:t>
+      </w:r>
+      <w:r>
+        <w:rPr>
+          <w:rFonts w:hint="eastAsia"/>
+        </w:rPr>
+        <w:t>횟수</w:t>
+      </w:r>
+      <w:r>
+        <w:rPr>
+          <w:rFonts w:hint="eastAsia"/>
+        </w:rPr>
+        <w:t xml:space="preserve"> </w:t>
+      </w:r>
+      <w:r>
+        <w:rPr>
+          <w:rFonts w:hint="eastAsia"/>
+        </w:rPr>
+        <w:t>제한</w:t>
+      </w:r>
+      <w:r>
+        <w:rPr>
+          <w:rFonts w:hint="eastAsia"/>
+        </w:rPr>
+        <w:t>(*5)</w:t>
+      </w:r>
+      <w:r>
+        <w:rPr>
+          <w:rFonts w:hint="eastAsia"/>
+        </w:rPr>
+        <w:t>이</w:t>
+      </w:r>
+      <w:r>
+        <w:rPr>
+          <w:rFonts w:hint="eastAsia"/>
+        </w:rPr>
+        <w:t xml:space="preserve"> </w:t>
+      </w:r>
+      <w:r>
+        <w:rPr>
+          <w:rFonts w:hint="eastAsia"/>
+        </w:rPr>
+        <w:t>적용되는</w:t>
+      </w:r>
+      <w:r>
+        <w:rPr>
+          <w:rFonts w:hint="eastAsia"/>
+        </w:rPr>
+        <w:t xml:space="preserve"> </w:t>
+      </w:r>
+      <w:r>
+        <w:rPr>
+          <w:rFonts w:hint="eastAsia"/>
+        </w:rPr>
+        <w:t>전략</w:t>
+      </w:r>
+      <w:r>
+        <w:rPr>
+          <w:rFonts w:hint="eastAsia"/>
+        </w:rPr>
+        <w:t xml:space="preserve"> </w:t>
+      </w:r>
+      <w:r>
+        <w:rPr>
+          <w:rFonts w:hint="eastAsia"/>
+        </w:rPr>
+        <w:t>스킬</w:t>
+      </w:r>
+      <w:r>
+        <w:rPr>
+          <w:rFonts w:hint="eastAsia"/>
+        </w:rPr>
+        <w:t>.</w:t>
+      </w:r>
+    </w:p>
+    <w:p>
       <w:r>
         <w:rPr>
           <w:rFonts w:hint="eastAsia"/>
           <w:b/>
           <w:bCs/>
         </w:rPr>
-        <w:t xml:space="preserve"> Skill)</w:t>
+        <w:t>스태미나</w:t>
       </w:r>
       <w:r>
         <w:rPr>
@@ -5304,284 +5582,14 @@
           <w:b/>
           <w:bCs/>
         </w:rPr>
-        <w:t xml:space="preserve"> </w:t>
-      </w:r>
-      <w:r>
-        <w:rPr>
-          <w:rFonts w:hint="eastAsia"/>
-        </w:rPr>
-        <w:t>:</w:t>
-      </w:r>
-      <w:r>
-        <w:rPr>
-          <w:rFonts w:hint="eastAsia"/>
-        </w:rPr>
-        <w:t xml:space="preserve"> </w:t>
-      </w:r>
-      <w:r>
-        <w:rPr>
-          <w:rFonts w:hint="eastAsia"/>
-        </w:rPr>
-        <w:t>강화</w:t>
-      </w:r>
-      <w:r>
-        <w:rPr>
-          <w:rFonts w:hint="eastAsia"/>
-        </w:rPr>
-        <w:t xml:space="preserve">, </w:t>
-      </w:r>
-      <w:r>
-        <w:rPr>
-          <w:rFonts w:hint="eastAsia"/>
-        </w:rPr>
-        <w:t>회복</w:t>
-      </w:r>
-      <w:r>
-        <w:rPr>
-          <w:rFonts w:hint="eastAsia"/>
-        </w:rPr>
-        <w:t xml:space="preserve">, </w:t>
-      </w:r>
-      <w:r>
-        <w:rPr>
-          <w:rFonts w:hint="eastAsia"/>
-        </w:rPr>
-        <w:t>방어막</w:t>
-      </w:r>
-      <w:r>
-        <w:rPr>
-          <w:rFonts w:hint="eastAsia"/>
-        </w:rPr>
-        <w:t xml:space="preserve">, </w:t>
-      </w:r>
-      <w:r>
-        <w:rPr>
-          <w:rFonts w:hint="eastAsia"/>
-        </w:rPr>
-        <w:t>일시</w:t>
-      </w:r>
-      <w:r>
-        <w:rPr>
-          <w:rFonts w:hint="eastAsia"/>
-        </w:rPr>
-        <w:t xml:space="preserve"> </w:t>
-      </w:r>
-      <w:r>
-        <w:rPr>
-          <w:rFonts w:hint="eastAsia"/>
-        </w:rPr>
-        <w:t>무적</w:t>
-      </w:r>
-      <w:r>
-        <w:rPr>
-          <w:rFonts w:hint="eastAsia"/>
-        </w:rPr>
-        <w:t xml:space="preserve"> </w:t>
-      </w:r>
-      <w:r>
-        <w:rPr>
-          <w:rFonts w:hint="eastAsia"/>
-        </w:rPr>
-        <w:t>등</w:t>
-      </w:r>
-      <w:r>
-        <w:rPr>
-          <w:rFonts w:hint="eastAsia"/>
-        </w:rPr>
-        <w:t xml:space="preserve"> </w:t>
-      </w:r>
-      <w:r>
-        <w:rPr>
-          <w:rFonts w:hint="eastAsia"/>
-        </w:rPr>
-        <w:t>유틸리티</w:t>
-      </w:r>
-      <w:r>
-        <w:rPr>
-          <w:rFonts w:hint="eastAsia"/>
-        </w:rPr>
-        <w:t xml:space="preserve"> </w:t>
-      </w:r>
-      <w:r>
-        <w:rPr>
-          <w:rFonts w:hint="eastAsia"/>
-        </w:rPr>
-        <w:t>효과를</w:t>
-      </w:r>
-      <w:r>
-        <w:rPr>
-          <w:rFonts w:hint="eastAsia"/>
-        </w:rPr>
-        <w:t xml:space="preserve"> </w:t>
-      </w:r>
-      <w:r>
-        <w:rPr>
-          <w:rFonts w:hint="eastAsia"/>
-        </w:rPr>
-        <w:t>즉발로</w:t>
-      </w:r>
-      <w:r>
-        <w:rPr>
-          <w:rFonts w:hint="eastAsia"/>
-        </w:rPr>
-        <w:t xml:space="preserve"> </w:t>
-      </w:r>
-      <w:r>
-        <w:rPr>
-          <w:rFonts w:hint="eastAsia"/>
-        </w:rPr>
-        <w:t>부여하며</w:t>
-      </w:r>
-      <w:r>
-        <w:rPr>
-          <w:rFonts w:hint="eastAsia"/>
-        </w:rPr>
-        <w:t xml:space="preserve">, </w:t>
-      </w:r>
-      <w:r>
-        <w:rPr>
-          <w:rFonts w:hint="eastAsia"/>
-        </w:rPr>
-        <w:t>쿨타임</w:t>
-      </w:r>
-      <w:r>
-        <w:rPr>
-          <w:rFonts w:hint="eastAsia"/>
-        </w:rPr>
-        <w:t xml:space="preserve"> </w:t>
-      </w:r>
-      <w:r>
-        <w:rPr>
-          <w:rFonts w:hint="eastAsia"/>
-        </w:rPr>
-        <w:t>및</w:t>
-      </w:r>
-      <w:r>
-        <w:rPr>
-          <w:rFonts w:hint="eastAsia"/>
-        </w:rPr>
-        <w:t xml:space="preserve"> </w:t>
-      </w:r>
-      <w:r>
-        <w:rPr>
-          <w:rFonts w:hint="eastAsia"/>
-        </w:rPr>
-        <w:t>스테이지당</w:t>
-      </w:r>
-      <w:r>
-        <w:rPr>
-          <w:rFonts w:hint="eastAsia"/>
-        </w:rPr>
-        <w:t xml:space="preserve"> </w:t>
-      </w:r>
-      <w:r>
-        <w:rPr>
-          <w:rFonts w:hint="eastAsia"/>
-        </w:rPr>
-        <w:t>사용</w:t>
-      </w:r>
-      <w:r>
-        <w:rPr>
-          <w:rFonts w:hint="eastAsia"/>
-        </w:rPr>
-        <w:t xml:space="preserve"> </w:t>
-      </w:r>
-      <w:r>
-        <w:rPr>
-          <w:rFonts w:hint="eastAsia"/>
-        </w:rPr>
-        <w:t>횟수</w:t>
-      </w:r>
-      <w:r>
-        <w:rPr>
-          <w:rFonts w:hint="eastAsia"/>
-        </w:rPr>
-        <w:t xml:space="preserve"> </w:t>
-      </w:r>
-      <w:r>
-        <w:rPr>
-          <w:rFonts w:hint="eastAsia"/>
-        </w:rPr>
-        <w:t>제한</w:t>
-      </w:r>
-      <w:r>
-        <w:rPr>
-          <w:rFonts w:hint="eastAsia"/>
-        </w:rPr>
-        <w:t>(*5)</w:t>
-      </w:r>
-      <w:r>
-        <w:rPr>
-          <w:rFonts w:hint="eastAsia"/>
-        </w:rPr>
-        <w:t>이</w:t>
-      </w:r>
-      <w:r>
-        <w:rPr>
-          <w:rFonts w:hint="eastAsia"/>
-        </w:rPr>
-        <w:t xml:space="preserve"> </w:t>
-      </w:r>
-      <w:r>
-        <w:rPr>
-          <w:rFonts w:hint="eastAsia"/>
-        </w:rPr>
-        <w:t>적용되는</w:t>
-      </w:r>
-      <w:r>
-        <w:rPr>
-          <w:rFonts w:hint="eastAsia"/>
-        </w:rPr>
-        <w:t xml:space="preserve"> </w:t>
-      </w:r>
-      <w:r>
-        <w:rPr>
-          <w:rFonts w:hint="eastAsia"/>
-        </w:rPr>
-        <w:t>전략</w:t>
-      </w:r>
-      <w:r>
-        <w:rPr>
-          <w:rFonts w:hint="eastAsia"/>
-        </w:rPr>
-        <w:t xml:space="preserve"> </w:t>
-      </w:r>
-      <w:r>
-        <w:rPr>
-          <w:rFonts w:hint="eastAsia"/>
-        </w:rPr>
-        <w:t>스킬</w:t>
-      </w:r>
-      <w:r>
-        <w:rPr>
-          <w:rFonts w:hint="eastAsia"/>
-        </w:rPr>
-        <w:t>.</w:t>
-      </w:r>
-    </w:p>
-    <w:p>
+        <w:t xml:space="preserve"> (ST)</w:t>
+      </w:r>
       <w:r>
         <w:rPr>
           <w:rFonts w:hint="eastAsia"/>
           <w:b/>
           <w:bCs/>
         </w:rPr>
-        <w:t>스태미나</w:t>
-      </w:r>
-      <w:r>
-        <w:rPr>
-          <w:rFonts w:hint="eastAsia"/>
-          <w:b/>
-          <w:bCs/>
-        </w:rPr>
-        <w:t xml:space="preserve"> (ST)</w:t>
-      </w:r>
-      <w:r>
-        <w:rPr>
-          <w:rFonts w:hint="eastAsia"/>
-          <w:b/>
-          <w:bCs/>
-        </w:rPr>
         <w:t xml:space="preserve"> </w:t>
       </w:r>
       <w:r>
@@ -5668,14 +5676,12 @@
         </w:rPr>
         <w:t xml:space="preserve">, </w:t>
       </w:r>
-      <w:proofErr w:type="spellStart"/>
       <w:r>
         <w:rPr>
           <w:rFonts w:hint="eastAsia"/>
         </w:rPr>
         <w:t>공격·강공격·점멸</w:t>
       </w:r>
-      <w:proofErr w:type="spellEnd"/>
       <w:r>
         <w:rPr>
           <w:rFonts w:hint="eastAsia"/>
@@ -6004,7 +6010,6 @@
       <w:pPr>
         <w:pStyle w:val="af5"/>
         <w:rPr>
-          <w:rFonts w:hint="eastAsia"/>
           <w:b w:val="0"/>
           <w:bCs w:val="0"/>
           <w:sz w:val="18"/>
@@ -6147,7 +6152,6 @@
     <w:p>
       <w:pPr>
         <w:rPr>
-          <w:rFonts w:hint="eastAsia"/>
           <w:b/>
           <w:bCs/>
         </w:rPr>
@@ -6171,13 +6175,16 @@
     </w:p>
     <w:p>
       <w:r>
-        <w:t>HP / ST (</w:t>
-      </w:r>
-      <w:r>
-        <w:t>스태미나</w:t>
-      </w:r>
-      <w:r>
-        <w:t>) / EXP (DNA) 3</w:t>
+        <w:t xml:space="preserve">HP / </w:t>
+      </w:r>
+      <w:r>
+        <w:rPr>
+          <w:rFonts w:hint="eastAsia"/>
+        </w:rPr>
+        <w:t>MP</w:t>
+      </w:r>
+      <w:r>
+        <w:t xml:space="preserve"> / EXP (DNA) 3</w:t>
       </w:r>
       <w:r>
         <w:t>종</w:t>
@@ -6208,7 +6215,6 @@
     <w:p>
       <w:pPr>
         <w:rPr>
-          <w:rFonts w:hint="eastAsia"/>
           <w:b/>
           <w:bCs/>
         </w:rPr>
@@ -6411,7 +6417,6 @@
     <w:p>
       <w:pPr>
         <w:rPr>
-          <w:rFonts w:hint="eastAsia"/>
           <w:bCs/>
         </w:rPr>
       </w:pPr>
@@ -6534,15 +6539,7 @@
         <w:t>확인</w:t>
       </w:r>
       <w:r>
-        <w:t xml:space="preserve">)] → </w:t>
-      </w:r>
-      <w:proofErr w:type="spellStart"/>
-      <w:r>
-        <w:t>Cast</w:t>
-      </w:r>
-      <w:proofErr w:type="spellEnd"/>
-      <w:r>
-        <w:t xml:space="preserve"> (</w:t>
+        <w:t>)] → Cast (</w:t>
       </w:r>
       <w:r>
         <w:t>이동</w:t>
@@ -6659,23 +6656,7 @@
         <w:t>확인</w:t>
       </w:r>
       <w:r>
-        <w:t xml:space="preserve">)] → </w:t>
-      </w:r>
-      <w:proofErr w:type="spellStart"/>
-      <w:r>
-        <w:t>Charge</w:t>
-      </w:r>
-      <w:proofErr w:type="spellEnd"/>
-      <w:r>
-        <w:t xml:space="preserve"> </w:t>
-      </w:r>
-      <w:proofErr w:type="spellStart"/>
-      <w:r>
-        <w:t>Step</w:t>
-      </w:r>
-      <w:proofErr w:type="spellEnd"/>
-      <w:r>
-        <w:t xml:space="preserve"> 1 (</w:t>
+        <w:t>)] → Charge Step 1 (</w:t>
       </w:r>
       <w:r>
         <w:t>차징</w:t>
@@ -6687,23 +6668,7 @@
         <w:t>시작</w:t>
       </w:r>
       <w:r>
-        <w:t xml:space="preserve">) → </w:t>
-      </w:r>
-      <w:proofErr w:type="spellStart"/>
-      <w:r>
-        <w:t>Charge</w:t>
-      </w:r>
-      <w:proofErr w:type="spellEnd"/>
-      <w:r>
-        <w:t xml:space="preserve"> </w:t>
-      </w:r>
-      <w:proofErr w:type="spellStart"/>
-      <w:r>
-        <w:t>Step</w:t>
-      </w:r>
-      <w:proofErr w:type="spellEnd"/>
-      <w:r>
-        <w:t xml:space="preserve"> 2 (</w:t>
+        <w:t>) → Charge Step 2 (</w:t>
       </w:r>
       <w:r>
         <w:t>차징</w:t>
@@ -6715,23 +6680,7 @@
         <w:t>중</w:t>
       </w:r>
       <w:r>
-        <w:t xml:space="preserve">) → </w:t>
-      </w:r>
-      <w:proofErr w:type="spellStart"/>
-      <w:r>
-        <w:t>Charge</w:t>
-      </w:r>
-      <w:proofErr w:type="spellEnd"/>
-      <w:r>
-        <w:t xml:space="preserve"> </w:t>
-      </w:r>
-      <w:proofErr w:type="spellStart"/>
-      <w:r>
-        <w:t>Step</w:t>
-      </w:r>
-      <w:proofErr w:type="spellEnd"/>
-      <w:r>
-        <w:t xml:space="preserve"> 3 (</w:t>
+        <w:t>) → Charge Step 3 (</w:t>
       </w:r>
       <w:r>
         <w:t>차징</w:t>
@@ -6761,23 +6710,7 @@
         <w:t>해제</w:t>
       </w:r>
       <w:r>
-        <w:t xml:space="preserve">] → Heavy </w:t>
-      </w:r>
-      <w:proofErr w:type="spellStart"/>
-      <w:r>
-        <w:t>Attack</w:t>
-      </w:r>
-      <w:proofErr w:type="spellEnd"/>
-      <w:r>
-        <w:t xml:space="preserve"> </w:t>
-      </w:r>
-      <w:proofErr w:type="spellStart"/>
-      <w:r>
-        <w:t>Release</w:t>
-      </w:r>
-      <w:proofErr w:type="spellEnd"/>
-      <w:r>
-        <w:t xml:space="preserve"> (</w:t>
+        <w:t>] → Heavy Attack Release (</w:t>
       </w:r>
       <w:r>
         <w:t>공격</w:t>
@@ -6870,15 +6803,7 @@
     </w:p>
     <w:p>
       <w:r>
-        <w:t xml:space="preserve">Idle / Move / </w:t>
-      </w:r>
-      <w:proofErr w:type="spellStart"/>
-      <w:r>
-        <w:t>Attack</w:t>
-      </w:r>
-      <w:proofErr w:type="spellEnd"/>
-      <w:r>
-        <w:t xml:space="preserve"> → [</w:t>
+        <w:t>Idle / Move / Attack → [</w:t>
       </w:r>
       <w:r>
         <w:t>전략</w:t>
@@ -6914,23 +6839,7 @@
         <w:t>종료</w:t>
       </w:r>
       <w:r>
-        <w:t xml:space="preserve">)] → </w:t>
-      </w:r>
-      <w:proofErr w:type="spellStart"/>
-      <w:r>
-        <w:t>Instant</w:t>
-      </w:r>
-      <w:proofErr w:type="spellEnd"/>
-      <w:r>
-        <w:t xml:space="preserve"> </w:t>
-      </w:r>
-      <w:proofErr w:type="spellStart"/>
-      <w:r>
-        <w:t>Effect</w:t>
-      </w:r>
-      <w:proofErr w:type="spellEnd"/>
-      <w:r>
-        <w:t xml:space="preserve"> (</w:t>
+        <w:t>)] → Instant Effect (</w:t>
       </w:r>
       <w:r>
         <w:t>버프</w:t>
@@ -6992,13 +6901,7 @@
         <w:br w:type="page"/>
       </w:r>
     </w:p>
-    <w:p>
-      <w:pPr>
-        <w:rPr>
-          <w:rFonts w:hint="eastAsia"/>
-        </w:rPr>
-      </w:pPr>
-    </w:p>
+    <w:p/>
     <w:p>
       <w:pPr>
         <w:pStyle w:val="2"/>
@@ -7391,13 +7294,7 @@
         <w:t>.</w:t>
       </w:r>
     </w:p>
-    <w:p>
-      <w:pPr>
-        <w:rPr>
-          <w:rFonts w:hint="eastAsia"/>
-        </w:rPr>
-      </w:pPr>
-    </w:p>
+    <w:p/>
     <w:p>
       <w:pPr>
         <w:pStyle w:val="3"/>
@@ -7405,9 +7302,6 @@
           <w:ilvl w:val="2"/>
           <w:numId w:val="29"/>
         </w:numPr>
-        <w:rPr>
-          <w:rFonts w:hint="eastAsia"/>
-        </w:rPr>
       </w:pPr>
       <w:r>
         <w:rPr>
@@ -7658,13 +7552,7 @@
         <w:t>.</w:t>
       </w:r>
     </w:p>
-    <w:p>
-      <w:pPr>
-        <w:rPr>
-          <w:rFonts w:hint="eastAsia"/>
-        </w:rPr>
-      </w:pPr>
-    </w:p>
+    <w:p/>
     <w:p>
       <w:pPr>
         <w:pStyle w:val="1"/>
@@ -7747,13 +7635,7 @@
         <w:t>SkillDatatable.xlsx</w:t>
       </w:r>
     </w:p>
-    <w:p>
-      <w:pPr>
-        <w:rPr>
-          <w:rFonts w:hint="eastAsia"/>
-        </w:rPr>
-      </w:pPr>
-    </w:p>
+    <w:p/>
     <w:p>
       <w:pPr>
         <w:pStyle w:val="2"/>
@@ -7801,9 +7683,6 @@
     <w:p>
       <w:pPr>
         <w:pStyle w:val="3"/>
-        <w:rPr>
-          <w:rFonts w:hint="eastAsia"/>
-        </w:rPr>
       </w:pPr>
       <w:r>
         <w:rPr>
@@ -7896,13 +7775,7 @@
         <w:t>).</w:t>
       </w:r>
     </w:p>
-    <w:p>
-      <w:pPr>
-        <w:rPr>
-          <w:rFonts w:hint="eastAsia"/>
-        </w:rPr>
-      </w:pPr>
-    </w:p>
+    <w:p/>
     <w:tbl>
       <w:tblPr>
         <w:tblW w:w="8926" w:type="dxa"/>
@@ -7986,7 +7859,6 @@
                 <w:lang w:val="en-US"/>
               </w:rPr>
             </w:pPr>
-            <w:proofErr w:type="spellStart"/>
             <w:r>
               <w:rPr>
                 <w:rFonts w:asciiTheme="minorEastAsia" w:hAnsiTheme="minorEastAsia" w:cs="굴림"/>
@@ -7997,7 +7869,6 @@
               </w:rPr>
               <w:t>Rarity_Name</w:t>
             </w:r>
-            <w:proofErr w:type="spellEnd"/>
           </w:p>
         </w:tc>
         <w:tc>
@@ -8026,7 +7897,6 @@
                 <w:lang w:val="en-US"/>
               </w:rPr>
             </w:pPr>
-            <w:proofErr w:type="spellStart"/>
             <w:r>
               <w:rPr>
                 <w:rFonts w:asciiTheme="minorEastAsia" w:hAnsiTheme="minorEastAsia" w:cs="굴림"/>
@@ -8035,18 +7905,7 @@
                 <w:color w:val="000000"/>
                 <w:lang w:val="en-US"/>
               </w:rPr>
-              <w:t>Rarity_Weight</w:t>
-            </w:r>
-            <w:proofErr w:type="spellEnd"/>
-            <w:r>
-              <w:rPr>
-                <w:rFonts w:asciiTheme="minorEastAsia" w:hAnsiTheme="minorEastAsia" w:cs="굴림"/>
-                <w:b/>
-                <w:bCs/>
-                <w:color w:val="000000"/>
-                <w:lang w:val="en-US"/>
-              </w:rPr>
-              <w:t xml:space="preserve"> (확률 가중치)</w:t>
+              <w:t>Rarity_Weight (확률 가중치)</w:t>
             </w:r>
           </w:p>
         </w:tc>
@@ -8885,7 +8744,7 @@
             <w:pPr>
               <w:spacing w:line="240" w:lineRule="auto"/>
               <w:rPr>
-                <w:rFonts w:asciiTheme="minorEastAsia" w:hAnsiTheme="minorEastAsia" w:cs="굴림" w:hint="eastAsia"/>
+                <w:rFonts w:asciiTheme="minorEastAsia" w:hAnsiTheme="minorEastAsia" w:cs="굴림"/>
                 <w:color w:val="000000"/>
                 <w:lang w:val="en-US"/>
               </w:rPr>
@@ -9239,11 +9098,6 @@
       </w:r>
     </w:p>
     <w:p>
-      <w:pPr>
-        <w:rPr>
-          <w:rFonts w:hint="eastAsia"/>
-        </w:rPr>
-      </w:pPr>
       <w:r>
         <w:t>최종</w:t>
       </w:r>
@@ -9268,44 +9122,20 @@
         </w:rPr>
         <w:t xml:space="preserve">  </w:t>
       </w:r>
-      <w:proofErr w:type="spellStart"/>
-      <w:r>
-        <w:t>Base_Value</w:t>
-      </w:r>
-      <w:proofErr w:type="spellEnd"/>
-      <w:r>
-        <w:t xml:space="preserve"> +(</w:t>
-      </w:r>
-      <w:proofErr w:type="spellStart"/>
-      <w:r>
-        <w:t>Scaling_stat</w:t>
-      </w:r>
-      <w:proofErr w:type="spellEnd"/>
-      <w:r>
-        <w:t xml:space="preserve"> ×</w:t>
-      </w:r>
-      <w:r>
-        <w:rPr>
-          <w:rFonts w:hint="eastAsia"/>
-        </w:rPr>
-        <w:t xml:space="preserve"> </w:t>
-      </w:r>
-      <w:proofErr w:type="spellStart"/>
-      <w:r>
-        <w:t>Scaling_Factor</w:t>
-      </w:r>
-      <w:proofErr w:type="spellEnd"/>
-      <w:r>
-        <w:t xml:space="preserve"> )</w:t>
+      <w:r>
+        <w:t>Base_Value +(Scaling_stat ×</w:t>
+      </w:r>
+      <w:r>
+        <w:rPr>
+          <w:rFonts w:hint="eastAsia"/>
+        </w:rPr>
+        <w:t xml:space="preserve"> </w:t>
+      </w:r>
+      <w:r>
+        <w:t>Scaling_Factor )</w:t>
       </w:r>
     </w:p>
-    <w:p>
-      <w:pPr>
-        <w:rPr>
-          <w:rFonts w:hint="eastAsia"/>
-        </w:rPr>
-      </w:pPr>
-    </w:p>
+    <w:p/>
     <w:p>
       <w:pPr>
         <w:rPr>
@@ -9367,7 +9197,7 @@
     <w:p>
       <w:pPr>
         <w:rPr>
-          <w:rFonts w:asciiTheme="minorEastAsia" w:hAnsiTheme="minorEastAsia" w:hint="eastAsia"/>
+          <w:rFonts w:asciiTheme="minorEastAsia" w:hAnsiTheme="minorEastAsia"/>
         </w:rPr>
       </w:pPr>
       <w:r>
@@ -9380,7 +9210,7 @@
     <w:p>
       <w:pPr>
         <w:rPr>
-          <w:rFonts w:asciiTheme="minorEastAsia" w:hAnsiTheme="minorEastAsia" w:hint="eastAsia"/>
+          <w:rFonts w:asciiTheme="minorEastAsia" w:hAnsiTheme="minorEastAsia"/>
           <w:lang w:eastAsia="ko"/>
         </w:rPr>
       </w:pPr>
@@ -9454,7 +9284,13 @@
         <w:rPr>
           <w:rFonts w:asciiTheme="minorEastAsia" w:hAnsiTheme="minorEastAsia" w:hint="eastAsia"/>
         </w:rPr>
-        <w:t>Cost_Type : ST</w:t>
+        <w:t xml:space="preserve">Cost_Type : </w:t>
+      </w:r>
+      <w:r>
+        <w:rPr>
+          <w:rFonts w:asciiTheme="minorEastAsia" w:hAnsiTheme="minorEastAsia" w:hint="eastAsia"/>
+        </w:rPr>
+        <w:t>MP</w:t>
       </w:r>
     </w:p>
     <w:p>
@@ -9466,7 +9302,7 @@
         </w:numPr>
         <w:ind w:leftChars="0"/>
         <w:rPr>
-          <w:rFonts w:asciiTheme="minorEastAsia" w:hAnsiTheme="minorEastAsia" w:hint="eastAsia"/>
+          <w:rFonts w:asciiTheme="minorEastAsia" w:hAnsiTheme="minorEastAsia"/>
         </w:rPr>
       </w:pPr>
       <w:r>
@@ -9479,7 +9315,7 @@
     <w:p>
       <w:pPr>
         <w:rPr>
-          <w:rFonts w:asciiTheme="minorEastAsia" w:hAnsiTheme="minorEastAsia" w:hint="eastAsia"/>
+          <w:rFonts w:asciiTheme="minorEastAsia" w:hAnsiTheme="minorEastAsia"/>
         </w:rPr>
       </w:pPr>
     </w:p>
@@ -9513,21 +9349,7 @@
         <w:rPr>
           <w:rFonts w:asciiTheme="minorEastAsia" w:hAnsiTheme="minorEastAsia" w:hint="eastAsia"/>
         </w:rPr>
-        <w:t xml:space="preserve">테이블 식별자 : </w:t>
-      </w:r>
-      <w:proofErr w:type="spellStart"/>
-      <w:r>
-        <w:rPr>
-          <w:rFonts w:asciiTheme="minorEastAsia" w:hAnsiTheme="minorEastAsia" w:hint="eastAsia"/>
-        </w:rPr>
-        <w:t>HeavySkilltable</w:t>
-      </w:r>
-      <w:proofErr w:type="spellEnd"/>
-      <w:r>
-        <w:rPr>
-          <w:rFonts w:asciiTheme="minorEastAsia" w:hAnsiTheme="minorEastAsia" w:hint="eastAsia"/>
-        </w:rPr>
-        <w:t xml:space="preserve"> (S</w:t>
+        <w:t>테이블 식별자 : HeavySkilltable (S</w:t>
       </w:r>
       <w:r>
         <w:rPr>
@@ -9578,7 +9400,13 @@
         <w:rPr>
           <w:rFonts w:asciiTheme="minorEastAsia" w:hAnsiTheme="minorEastAsia" w:hint="eastAsia"/>
         </w:rPr>
-        <w:t>Cost_Type : ST</w:t>
+        <w:t xml:space="preserve">Cost_Type : </w:t>
+      </w:r>
+      <w:r>
+        <w:rPr>
+          <w:rFonts w:asciiTheme="minorEastAsia" w:hAnsiTheme="minorEastAsia" w:hint="eastAsia"/>
+        </w:rPr>
+        <w:t>MP</w:t>
       </w:r>
     </w:p>
     <w:p>
@@ -9597,16 +9425,8 @@
         <w:rPr>
           <w:rFonts w:asciiTheme="minorEastAsia" w:hAnsiTheme="minorEastAsia" w:hint="eastAsia"/>
         </w:rPr>
-        <w:t xml:space="preserve">Cast_Type : </w:t>
-      </w:r>
-      <w:proofErr w:type="spellStart"/>
-      <w:r>
-        <w:rPr>
-          <w:rFonts w:asciiTheme="minorEastAsia" w:hAnsiTheme="minorEastAsia" w:hint="eastAsia"/>
-        </w:rPr>
-        <w:t>Charge</w:t>
-      </w:r>
-      <w:proofErr w:type="spellEnd"/>
+        <w:t>Cast_Type : Charge</w:t>
+      </w:r>
     </w:p>
     <w:p>
       <w:pPr>
@@ -9617,7 +9437,7 @@
         </w:numPr>
         <w:ind w:leftChars="0"/>
         <w:rPr>
-          <w:rFonts w:asciiTheme="minorEastAsia" w:hAnsiTheme="minorEastAsia" w:hint="eastAsia"/>
+          <w:rFonts w:asciiTheme="minorEastAsia" w:hAnsiTheme="minorEastAsia"/>
         </w:rPr>
       </w:pPr>
       <w:r>
@@ -9630,7 +9450,7 @@
     <w:p>
       <w:pPr>
         <w:rPr>
-          <w:rFonts w:asciiTheme="minorEastAsia" w:hAnsiTheme="minorEastAsia" w:hint="eastAsia"/>
+          <w:rFonts w:asciiTheme="minorEastAsia" w:hAnsiTheme="minorEastAsia"/>
         </w:rPr>
       </w:pPr>
     </w:p>
@@ -9666,14 +9486,12 @@
         </w:rPr>
         <w:t xml:space="preserve">테이블 식별자 : </w:t>
       </w:r>
-      <w:proofErr w:type="spellStart"/>
       <w:r>
         <w:rPr>
           <w:rFonts w:asciiTheme="minorEastAsia" w:hAnsiTheme="minorEastAsia"/>
         </w:rPr>
         <w:t>UtilitySkilltable</w:t>
       </w:r>
-      <w:proofErr w:type="spellEnd"/>
     </w:p>
     <w:p>
       <w:pPr>
@@ -9748,23 +9566,7 @@
           <w:rFonts w:asciiTheme="minorEastAsia" w:hAnsiTheme="minorEastAsia" w:hint="eastAsia"/>
           <w:lang w:val="en-US"/>
         </w:rPr>
-        <w:t xml:space="preserve">Cost_Type : Count (횟수 </w:t>
-      </w:r>
-      <w:proofErr w:type="spellStart"/>
-      <w:r>
-        <w:rPr>
-          <w:rFonts w:asciiTheme="minorEastAsia" w:hAnsiTheme="minorEastAsia" w:hint="eastAsia"/>
-          <w:lang w:val="en-US"/>
-        </w:rPr>
-        <w:t>소모제</w:t>
-      </w:r>
-      <w:proofErr w:type="spellEnd"/>
-      <w:r>
-        <w:rPr>
-          <w:rFonts w:asciiTheme="minorEastAsia" w:hAnsiTheme="minorEastAsia" w:hint="eastAsia"/>
-          <w:lang w:val="en-US"/>
-        </w:rPr>
-        <w:t>, 기본 *5 제공. 테스트 후 조정 필요)</w:t>
+        <w:t>Cost_Type : Count (횟수 소모제, 기본 *5 제공. 테스트 후 조정 필요)</w:t>
       </w:r>
     </w:p>
     <w:p>
@@ -9904,7 +9706,6 @@
         <w:pStyle w:val="a7"/>
         <w:ind w:leftChars="0"/>
         <w:rPr>
-          <w:rFonts w:hint="eastAsia"/>
           <w:lang w:val="en-US"/>
         </w:rPr>
       </w:pPr>
@@ -10028,13 +9829,7 @@
       </w:r>
       <w:bookmarkEnd w:id="15"/>
     </w:p>
-    <w:p>
-      <w:pPr>
-        <w:rPr>
-          <w:rFonts w:hint="eastAsia"/>
-        </w:rPr>
-      </w:pPr>
-    </w:p>
+    <w:p/>
     <w:tbl>
       <w:tblPr>
         <w:tblStyle w:val="a9"/>
@@ -10251,21 +10046,12 @@
                 <w:between w:val="none" w:sz="0" w:space="0" w:color="auto"/>
               </w:pBdr>
               <w:ind w:left="0" w:firstLine="0"/>
-              <w:rPr>
-                <w:rFonts w:hint="eastAsia"/>
-              </w:rPr>
             </w:pPr>
           </w:p>
         </w:tc>
       </w:tr>
     </w:tbl>
-    <w:p>
-      <w:pPr>
-        <w:rPr>
-          <w:rFonts w:hint="eastAsia"/>
-        </w:rPr>
-      </w:pPr>
-    </w:p>
+    <w:p/>
     <w:p>
       <w:pPr>
         <w:pStyle w:val="2"/>
@@ -10420,15 +10206,7 @@
         <w:t>스킬의</w:t>
       </w:r>
       <w:r>
-        <w:t xml:space="preserve"> </w:t>
-      </w:r>
-      <w:proofErr w:type="spellStart"/>
-      <w:r>
-        <w:t>Super_Armor</w:t>
-      </w:r>
-      <w:proofErr w:type="spellEnd"/>
-      <w:r>
-        <w:t xml:space="preserve"> </w:t>
+        <w:t xml:space="preserve"> Super_Armor </w:t>
       </w:r>
       <w:r>
         <w:t>컬럼</w:t>
@@ -10478,11 +10256,9 @@
       <w:r>
         <w:t xml:space="preserve"> </w:t>
       </w:r>
-      <w:proofErr w:type="spellStart"/>
       <w:r>
         <w:t>차징이</w:t>
       </w:r>
-      <w:proofErr w:type="spellEnd"/>
       <w:r>
         <w:t xml:space="preserve"> </w:t>
       </w:r>
@@ -10520,7 +10296,16 @@
         <w:t>소모된</w:t>
       </w:r>
       <w:r>
-        <w:t xml:space="preserve"> ST </w:t>
+        <w:t xml:space="preserve"> </w:t>
+      </w:r>
+      <w:r>
+        <w:rPr>
+          <w:rFonts w:hint="eastAsia"/>
+        </w:rPr>
+        <w:t>MP</w:t>
+      </w:r>
+      <w:r>
+        <w:t xml:space="preserve"> </w:t>
       </w:r>
       <w:r>
         <w:t>반환</w:t>
@@ -10648,15 +10433,7 @@
         <w:t>요구치</w:t>
       </w:r>
       <w:r>
-        <w:t>(</w:t>
-      </w:r>
-      <w:proofErr w:type="spellStart"/>
-      <w:r>
-        <w:t>Cost_Amount</w:t>
-      </w:r>
-      <w:proofErr w:type="spellEnd"/>
-      <w:r>
-        <w:t>)</w:t>
+        <w:t>(Cost_Amount)</w:t>
       </w:r>
       <w:r>
         <w:t>보다</w:t>
@@ -10933,15 +10710,7 @@
         <w:t>지정된</w:t>
       </w:r>
       <w:r>
-        <w:t xml:space="preserve"> </w:t>
-      </w:r>
-      <w:proofErr w:type="spellStart"/>
-      <w:r>
-        <w:t>Crowd_Control</w:t>
-      </w:r>
-      <w:proofErr w:type="spellEnd"/>
-      <w:r>
-        <w:t xml:space="preserve"> </w:t>
+        <w:t xml:space="preserve"> Crowd_Control </w:t>
       </w:r>
       <w:r>
         <w:t>넉백</w:t>
@@ -10978,9 +10747,6 @@
       <w:pPr>
         <w:pStyle w:val="a7"/>
         <w:ind w:leftChars="0" w:left="425"/>
-        <w:rPr>
-          <w:rFonts w:hint="eastAsia"/>
-        </w:rPr>
       </w:pPr>
     </w:p>
     <w:p>
@@ -10990,9 +10756,6 @@
           <w:ilvl w:val="0"/>
           <w:numId w:val="29"/>
         </w:numPr>
-        <w:rPr>
-          <w:rFonts w:hint="eastAsia"/>
-        </w:rPr>
       </w:pPr>
       <w:bookmarkStart w:id="17" w:name="_Toc243874202"/>
       <w:r>
@@ -11273,7 +11036,6 @@
         </w:numPr>
         <w:ind w:leftChars="0"/>
         <w:rPr>
-          <w:rFonts w:hint="eastAsia"/>
           <w:b/>
           <w:bCs/>
         </w:rPr>
@@ -11447,9 +11209,6 @@
     <w:p>
       <w:pPr>
         <w:ind w:left="720"/>
-        <w:rPr>
-          <w:rFonts w:hint="eastAsia"/>
-        </w:rPr>
       </w:pPr>
     </w:p>
     <w:p>
@@ -11720,11 +11479,9 @@
       <w:r>
         <w:t xml:space="preserve"> </w:t>
       </w:r>
-      <w:proofErr w:type="spellStart"/>
       <w:r>
         <w:t>쉐이크</w:t>
       </w:r>
-      <w:proofErr w:type="spellEnd"/>
       <w:r>
         <w:t xml:space="preserve"> </w:t>
       </w:r>
@@ -11740,11 +11497,9 @@
       <w:r>
         <w:t xml:space="preserve"> </w:t>
       </w:r>
-      <w:proofErr w:type="spellStart"/>
       <w:r>
         <w:t>타격감</w:t>
       </w:r>
-      <w:proofErr w:type="spellEnd"/>
       <w:r>
         <w:t xml:space="preserve"> </w:t>
       </w:r>
@@ -11759,9 +11514,6 @@
       <w:pPr>
         <w:pStyle w:val="a7"/>
         <w:ind w:leftChars="0"/>
-        <w:rPr>
-          <w:rFonts w:hint="eastAsia"/>
-        </w:rPr>
       </w:pPr>
     </w:p>
     <w:p>
@@ -11820,7 +11572,6 @@
         </w:numPr>
         <w:ind w:leftChars="0"/>
         <w:rPr>
-          <w:rFonts w:hint="eastAsia"/>
           <w:b/>
           <w:bCs/>
         </w:rPr>
@@ -11831,40 +11582,22 @@
           <w:b/>
           <w:bCs/>
         </w:rPr>
-        <w:t>SFX (</w:t>
-      </w:r>
-      <w:proofErr w:type="spellStart"/>
+        <w:t xml:space="preserve">SFX (Sound_Cue </w:t>
+      </w:r>
       <w:r>
         <w:rPr>
           <w:rFonts w:hint="eastAsia"/>
           <w:b/>
           <w:bCs/>
         </w:rPr>
-        <w:t>Sound_Cue</w:t>
-      </w:r>
-      <w:proofErr w:type="spellEnd"/>
+        <w:t>연동</w:t>
+      </w:r>
       <w:r>
         <w:rPr>
           <w:rFonts w:hint="eastAsia"/>
           <w:b/>
           <w:bCs/>
         </w:rPr>
-        <w:t xml:space="preserve"> </w:t>
-      </w:r>
-      <w:r>
-        <w:rPr>
-          <w:rFonts w:hint="eastAsia"/>
-          <w:b/>
-          <w:bCs/>
-        </w:rPr>
-        <w:t>연동</w:t>
-      </w:r>
-      <w:r>
-        <w:rPr>
-          <w:rFonts w:hint="eastAsia"/>
-          <w:b/>
-          <w:bCs/>
-        </w:rPr>
         <w:t>)</w:t>
       </w:r>
     </w:p>
@@ -12002,21 +11735,7 @@
         <w:rPr>
           <w:rFonts w:hint="eastAsia"/>
         </w:rPr>
-        <w:t>(</w:t>
-      </w:r>
-      <w:proofErr w:type="spellStart"/>
-      <w:r>
-        <w:rPr>
-          <w:rFonts w:hint="eastAsia"/>
-        </w:rPr>
-        <w:t>Pitch</w:t>
-      </w:r>
-      <w:proofErr w:type="spellEnd"/>
-      <w:r>
-        <w:rPr>
-          <w:rFonts w:hint="eastAsia"/>
-        </w:rPr>
-        <w:t>)</w:t>
+        <w:t>(Pitch)</w:t>
       </w:r>
       <w:r>
         <w:rPr>
@@ -12084,7 +11803,6 @@
         <w:pStyle w:val="a7"/>
         <w:ind w:leftChars="0"/>
         <w:rPr>
-          <w:rFonts w:hint="eastAsia"/>
           <w:b/>
           <w:bCs/>
         </w:rPr>
@@ -12167,9 +11885,6 @@
           <w:p>
             <w:pPr>
               <w:jc w:val="center"/>
-              <w:rPr>
-                <w:rFonts w:hint="eastAsia"/>
-              </w:rPr>
             </w:pPr>
             <w:r>
               <w:rPr>
@@ -12201,9 +11916,6 @@
               <w:pStyle w:val="a7"/>
               <w:ind w:leftChars="0" w:left="0"/>
               <w:jc w:val="center"/>
-              <w:rPr>
-                <w:rFonts w:hint="eastAsia"/>
-              </w:rPr>
             </w:pPr>
             <w:r>
               <w:rPr>
@@ -12236,7 +11948,6 @@
               <w:ind w:leftChars="0" w:left="0"/>
               <w:jc w:val="center"/>
               <w:rPr>
-                <w:rFonts w:hint="eastAsia"/>
                 <w:bCs/>
               </w:rPr>
             </w:pPr>
@@ -12260,9 +11971,6 @@
               <w:pStyle w:val="a7"/>
               <w:ind w:leftChars="0" w:left="0"/>
               <w:jc w:val="left"/>
-              <w:rPr>
-                <w:rFonts w:hint="eastAsia"/>
-              </w:rPr>
             </w:pPr>
             <w:r>
               <w:rPr>
@@ -12292,9 +12000,6 @@
             <w:pPr>
               <w:pStyle w:val="a7"/>
               <w:ind w:leftChars="0" w:left="0"/>
-              <w:rPr>
-                <w:rFonts w:hint="eastAsia"/>
-              </w:rPr>
             </w:pPr>
             <w:r>
               <w:rPr>
@@ -12372,9 +12077,6 @@
             <w:pPr>
               <w:pStyle w:val="a7"/>
               <w:ind w:leftChars="0" w:left="0"/>
-              <w:rPr>
-                <w:rFonts w:hint="eastAsia"/>
-              </w:rPr>
             </w:pPr>
             <w:r>
               <w:rPr>
@@ -12395,9 +12097,6 @@
               <w:pStyle w:val="a7"/>
               <w:ind w:leftChars="0" w:left="0"/>
               <w:jc w:val="left"/>
-              <w:rPr>
-                <w:rFonts w:hint="eastAsia"/>
-              </w:rPr>
             </w:pPr>
             <w:r>
               <w:rPr>
@@ -12463,9 +12162,6 @@
             <w:pPr>
               <w:pStyle w:val="a7"/>
               <w:ind w:leftChars="0" w:left="0"/>
-              <w:rPr>
-                <w:rFonts w:hint="eastAsia"/>
-              </w:rPr>
             </w:pPr>
             <w:r>
               <w:rPr>
@@ -12491,14 +12187,12 @@
               </w:rPr>
               <w:t xml:space="preserve"> </w:t>
             </w:r>
-            <w:proofErr w:type="spellStart"/>
             <w:r>
               <w:rPr>
                 <w:rFonts w:hint="eastAsia"/>
               </w:rPr>
               <w:t>틱</w:t>
             </w:r>
-            <w:proofErr w:type="spellEnd"/>
             <w:r>
               <w:rPr>
                 <w:rFonts w:hint="eastAsia"/>
@@ -12521,9 +12215,6 @@
             <w:pPr>
               <w:pStyle w:val="a7"/>
               <w:ind w:leftChars="0" w:left="0"/>
-              <w:rPr>
-                <w:rFonts w:hint="eastAsia"/>
-              </w:rPr>
             </w:pPr>
             <w:r>
               <w:rPr>
@@ -12544,9 +12235,6 @@
               <w:pStyle w:val="a7"/>
               <w:ind w:leftChars="0" w:left="0"/>
               <w:jc w:val="left"/>
-              <w:rPr>
-                <w:rFonts w:hint="eastAsia"/>
-              </w:rPr>
             </w:pPr>
             <w:r>
               <w:rPr>
@@ -12624,9 +12312,6 @@
             <w:pPr>
               <w:pStyle w:val="a7"/>
               <w:ind w:leftChars="0" w:left="0"/>
-              <w:rPr>
-                <w:rFonts w:hint="eastAsia"/>
-              </w:rPr>
             </w:pPr>
             <w:r>
               <w:rPr>
@@ -12669,9 +12354,6 @@
               <w:pStyle w:val="a7"/>
               <w:keepNext/>
               <w:ind w:leftChars="0" w:left="0"/>
-              <w:rPr>
-                <w:rFonts w:hint="eastAsia"/>
-              </w:rPr>
             </w:pPr>
             <w:r>
               <w:rPr>
@@ -12687,7 +12369,6 @@
       <w:pPr>
         <w:pStyle w:val="af5"/>
         <w:rPr>
-          <w:rFonts w:hint="eastAsia"/>
           <w:b w:val="0"/>
           <w:bCs w:val="0"/>
         </w:rPr>
@@ -12826,9 +12507,6 @@
           <w:ilvl w:val="0"/>
           <w:numId w:val="29"/>
         </w:numPr>
-        <w:rPr>
-          <w:rFonts w:hint="eastAsia"/>
-        </w:rPr>
       </w:pPr>
       <w:r>
         <w:rPr>
@@ -12913,7 +12591,7 @@
           <w:p>
             <w:pPr>
               <w:rPr>
-                <w:rFonts w:asciiTheme="minorEastAsia" w:hAnsiTheme="minorEastAsia" w:hint="eastAsia"/>
+                <w:rFonts w:asciiTheme="minorEastAsia" w:hAnsiTheme="minorEastAsia"/>
               </w:rPr>
             </w:pPr>
             <w:r>
@@ -12931,7 +12609,7 @@
           <w:p>
             <w:pPr>
               <w:rPr>
-                <w:rFonts w:asciiTheme="minorEastAsia" w:hAnsiTheme="minorEastAsia" w:hint="eastAsia"/>
+                <w:rFonts w:asciiTheme="minorEastAsia" w:hAnsiTheme="minorEastAsia"/>
               </w:rPr>
             </w:pPr>
             <w:r>
@@ -12949,7 +12627,7 @@
           <w:p>
             <w:pPr>
               <w:rPr>
-                <w:rFonts w:asciiTheme="minorEastAsia" w:hAnsiTheme="minorEastAsia" w:hint="eastAsia"/>
+                <w:rFonts w:asciiTheme="minorEastAsia" w:hAnsiTheme="minorEastAsia"/>
               </w:rPr>
             </w:pPr>
             <w:r>
@@ -12969,7 +12647,7 @@
           <w:p>
             <w:pPr>
               <w:rPr>
-                <w:rFonts w:asciiTheme="minorEastAsia" w:hAnsiTheme="minorEastAsia" w:hint="eastAsia"/>
+                <w:rFonts w:asciiTheme="minorEastAsia" w:hAnsiTheme="minorEastAsia"/>
               </w:rPr>
             </w:pPr>
             <w:r>
@@ -12988,7 +12666,7 @@
             <w:pPr>
               <w:jc w:val="left"/>
               <w:rPr>
-                <w:rFonts w:asciiTheme="minorEastAsia" w:hAnsiTheme="minorEastAsia" w:hint="eastAsia"/>
+                <w:rFonts w:asciiTheme="minorEastAsia" w:hAnsiTheme="minorEastAsia"/>
               </w:rPr>
             </w:pPr>
             <w:r>
@@ -13007,7 +12685,7 @@
             <w:pPr>
               <w:jc w:val="left"/>
               <w:rPr>
-                <w:rFonts w:asciiTheme="minorEastAsia" w:hAnsiTheme="minorEastAsia" w:hint="eastAsia"/>
+                <w:rFonts w:asciiTheme="minorEastAsia" w:hAnsiTheme="minorEastAsia"/>
               </w:rPr>
             </w:pPr>
             <w:r>
@@ -13027,20 +12705,14 @@
           <w:p>
             <w:pPr>
               <w:rPr>
-                <w:rFonts w:asciiTheme="minorEastAsia" w:hAnsiTheme="minorEastAsia" w:hint="eastAsia"/>
+                <w:rFonts w:asciiTheme="minorEastAsia" w:hAnsiTheme="minorEastAsia"/>
               </w:rPr>
             </w:pPr>
             <w:r>
               <w:rPr>
                 <w:rFonts w:asciiTheme="minorEastAsia" w:hAnsiTheme="minorEastAsia" w:hint="eastAsia"/>
               </w:rPr>
-              <w:t>TC-0</w:t>
-            </w:r>
-            <w:r>
-              <w:rPr>
-                <w:rFonts w:asciiTheme="minorEastAsia" w:hAnsiTheme="minorEastAsia" w:hint="eastAsia"/>
-              </w:rPr>
-              <w:t>2</w:t>
+              <w:t>TC-02</w:t>
             </w:r>
           </w:p>
         </w:tc>
@@ -13052,7 +12724,7 @@
             <w:pPr>
               <w:jc w:val="left"/>
               <w:rPr>
-                <w:rFonts w:asciiTheme="minorEastAsia" w:hAnsiTheme="minorEastAsia" w:hint="eastAsia"/>
+                <w:rFonts w:asciiTheme="minorEastAsia" w:hAnsiTheme="minorEastAsia"/>
               </w:rPr>
             </w:pPr>
             <w:r>
@@ -13071,7 +12743,7 @@
             <w:pPr>
               <w:jc w:val="left"/>
               <w:rPr>
-                <w:rFonts w:asciiTheme="minorEastAsia" w:hAnsiTheme="minorEastAsia" w:hint="eastAsia"/>
+                <w:rFonts w:asciiTheme="minorEastAsia" w:hAnsiTheme="minorEastAsia"/>
               </w:rPr>
             </w:pPr>
             <w:r>
@@ -13091,20 +12763,14 @@
           <w:p>
             <w:pPr>
               <w:rPr>
-                <w:rFonts w:asciiTheme="minorEastAsia" w:hAnsiTheme="minorEastAsia" w:hint="eastAsia"/>
+                <w:rFonts w:asciiTheme="minorEastAsia" w:hAnsiTheme="minorEastAsia"/>
               </w:rPr>
             </w:pPr>
             <w:r>
               <w:rPr>
                 <w:rFonts w:asciiTheme="minorEastAsia" w:hAnsiTheme="minorEastAsia" w:hint="eastAsia"/>
               </w:rPr>
-              <w:t>TC-0</w:t>
-            </w:r>
-            <w:r>
-              <w:rPr>
-                <w:rFonts w:asciiTheme="minorEastAsia" w:hAnsiTheme="minorEastAsia" w:hint="eastAsia"/>
-              </w:rPr>
-              <w:t>3</w:t>
+              <w:t>TC-03</w:t>
             </w:r>
           </w:p>
         </w:tc>
@@ -13116,7 +12782,7 @@
             <w:pPr>
               <w:jc w:val="left"/>
               <w:rPr>
-                <w:rFonts w:asciiTheme="minorEastAsia" w:hAnsiTheme="minorEastAsia" w:hint="eastAsia"/>
+                <w:rFonts w:asciiTheme="minorEastAsia" w:hAnsiTheme="minorEastAsia"/>
               </w:rPr>
             </w:pPr>
             <w:r>
@@ -13135,7 +12801,7 @@
             <w:pPr>
               <w:jc w:val="left"/>
               <w:rPr>
-                <w:rFonts w:asciiTheme="minorEastAsia" w:hAnsiTheme="minorEastAsia" w:hint="eastAsia"/>
+                <w:rFonts w:asciiTheme="minorEastAsia" w:hAnsiTheme="minorEastAsia"/>
               </w:rPr>
             </w:pPr>
             <w:r>
@@ -13155,20 +12821,14 @@
           <w:p>
             <w:pPr>
               <w:rPr>
-                <w:rFonts w:asciiTheme="minorEastAsia" w:hAnsiTheme="minorEastAsia" w:hint="eastAsia"/>
+                <w:rFonts w:asciiTheme="minorEastAsia" w:hAnsiTheme="minorEastAsia"/>
               </w:rPr>
             </w:pPr>
             <w:r>
               <w:rPr>
                 <w:rFonts w:asciiTheme="minorEastAsia" w:hAnsiTheme="minorEastAsia" w:hint="eastAsia"/>
               </w:rPr>
-              <w:t>TC-0</w:t>
-            </w:r>
-            <w:r>
-              <w:rPr>
-                <w:rFonts w:asciiTheme="minorEastAsia" w:hAnsiTheme="minorEastAsia" w:hint="eastAsia"/>
-              </w:rPr>
-              <w:t>4</w:t>
+              <w:t>TC-04</w:t>
             </w:r>
           </w:p>
         </w:tc>
@@ -13180,7 +12840,7 @@
             <w:pPr>
               <w:jc w:val="left"/>
               <w:rPr>
-                <w:rFonts w:asciiTheme="minorEastAsia" w:hAnsiTheme="minorEastAsia" w:hint="eastAsia"/>
+                <w:rFonts w:asciiTheme="minorEastAsia" w:hAnsiTheme="minorEastAsia"/>
               </w:rPr>
             </w:pPr>
             <w:r>
@@ -13199,7 +12859,7 @@
             <w:pPr>
               <w:jc w:val="left"/>
               <w:rPr>
-                <w:rFonts w:asciiTheme="minorEastAsia" w:hAnsiTheme="minorEastAsia" w:hint="eastAsia"/>
+                <w:rFonts w:asciiTheme="minorEastAsia" w:hAnsiTheme="minorEastAsia"/>
               </w:rPr>
             </w:pPr>
             <w:r>
@@ -13219,20 +12879,14 @@
           <w:p>
             <w:pPr>
               <w:rPr>
-                <w:rFonts w:asciiTheme="minorEastAsia" w:hAnsiTheme="minorEastAsia" w:hint="eastAsia"/>
+                <w:rFonts w:asciiTheme="minorEastAsia" w:hAnsiTheme="minorEastAsia"/>
               </w:rPr>
             </w:pPr>
             <w:r>
               <w:rPr>
                 <w:rFonts w:asciiTheme="minorEastAsia" w:hAnsiTheme="minorEastAsia" w:hint="eastAsia"/>
               </w:rPr>
-              <w:t>TC-0</w:t>
-            </w:r>
-            <w:r>
-              <w:rPr>
-                <w:rFonts w:asciiTheme="minorEastAsia" w:hAnsiTheme="minorEastAsia" w:hint="eastAsia"/>
-              </w:rPr>
-              <w:t>5</w:t>
+              <w:t>TC-05</w:t>
             </w:r>
           </w:p>
         </w:tc>
@@ -13244,7 +12898,7 @@
             <w:pPr>
               <w:jc w:val="left"/>
               <w:rPr>
-                <w:rFonts w:asciiTheme="minorEastAsia" w:hAnsiTheme="minorEastAsia" w:hint="eastAsia"/>
+                <w:rFonts w:asciiTheme="minorEastAsia" w:hAnsiTheme="minorEastAsia"/>
               </w:rPr>
             </w:pPr>
             <w:r>
@@ -13275,7 +12929,7 @@
             <w:pPr>
               <w:jc w:val="left"/>
               <w:rPr>
-                <w:rFonts w:asciiTheme="minorEastAsia" w:hAnsiTheme="minorEastAsia" w:hint="eastAsia"/>
+                <w:rFonts w:asciiTheme="minorEastAsia" w:hAnsiTheme="minorEastAsia"/>
               </w:rPr>
             </w:pPr>
             <w:r>
@@ -13295,20 +12949,14 @@
           <w:p>
             <w:pPr>
               <w:rPr>
-                <w:rFonts w:asciiTheme="minorEastAsia" w:hAnsiTheme="minorEastAsia" w:hint="eastAsia"/>
+                <w:rFonts w:asciiTheme="minorEastAsia" w:hAnsiTheme="minorEastAsia"/>
               </w:rPr>
             </w:pPr>
             <w:r>
               <w:rPr>
                 <w:rFonts w:asciiTheme="minorEastAsia" w:hAnsiTheme="minorEastAsia" w:hint="eastAsia"/>
               </w:rPr>
-              <w:t>TC-0</w:t>
-            </w:r>
-            <w:r>
-              <w:rPr>
-                <w:rFonts w:asciiTheme="minorEastAsia" w:hAnsiTheme="minorEastAsia" w:hint="eastAsia"/>
-              </w:rPr>
-              <w:t>6</w:t>
+              <w:t>TC-06</w:t>
             </w:r>
           </w:p>
         </w:tc>
@@ -13320,7 +12968,7 @@
             <w:pPr>
               <w:jc w:val="left"/>
               <w:rPr>
-                <w:rFonts w:asciiTheme="minorEastAsia" w:hAnsiTheme="minorEastAsia" w:hint="eastAsia"/>
+                <w:rFonts w:asciiTheme="minorEastAsia" w:hAnsiTheme="minorEastAsia"/>
               </w:rPr>
             </w:pPr>
             <w:r>
@@ -13339,28 +12987,14 @@
             <w:pPr>
               <w:jc w:val="left"/>
               <w:rPr>
-                <w:rFonts w:asciiTheme="minorEastAsia" w:hAnsiTheme="minorEastAsia" w:hint="eastAsia"/>
+                <w:rFonts w:asciiTheme="minorEastAsia" w:hAnsiTheme="minorEastAsia"/>
               </w:rPr>
             </w:pPr>
             <w:r>
               <w:rPr>
                 <w:rFonts w:asciiTheme="minorEastAsia" w:hAnsiTheme="minorEastAsia"/>
               </w:rPr>
-              <w:t xml:space="preserve">강공격 홀드 차징 도중 [막기] 탭 입력 시 지연 없이 </w:t>
-            </w:r>
-            <w:proofErr w:type="spellStart"/>
-            <w:r>
-              <w:rPr>
-                <w:rFonts w:asciiTheme="minorEastAsia" w:hAnsiTheme="minorEastAsia"/>
-              </w:rPr>
-              <w:t>차징이</w:t>
-            </w:r>
-            <w:proofErr w:type="spellEnd"/>
-            <w:r>
-              <w:rPr>
-                <w:rFonts w:asciiTheme="minorEastAsia" w:hAnsiTheme="minorEastAsia"/>
-              </w:rPr>
-              <w:t xml:space="preserve"> 취소되고 패링(선딜 2F)이 즉시 발동하는지 확인</w:t>
+              <w:t>강공격 홀드 차징 도중 [막기] 탭 입력 시 지연 없이 차징이 취소되고 패링(선딜 2F)이 즉시 발동하는지 확인</w:t>
             </w:r>
           </w:p>
         </w:tc>
@@ -13373,20 +13007,14 @@
           <w:p>
             <w:pPr>
               <w:rPr>
-                <w:rFonts w:asciiTheme="minorEastAsia" w:hAnsiTheme="minorEastAsia" w:hint="eastAsia"/>
+                <w:rFonts w:asciiTheme="minorEastAsia" w:hAnsiTheme="minorEastAsia"/>
               </w:rPr>
             </w:pPr>
             <w:r>
               <w:rPr>
                 <w:rFonts w:asciiTheme="minorEastAsia" w:hAnsiTheme="minorEastAsia" w:hint="eastAsia"/>
               </w:rPr>
-              <w:t>TC-0</w:t>
-            </w:r>
-            <w:r>
-              <w:rPr>
-                <w:rFonts w:asciiTheme="minorEastAsia" w:hAnsiTheme="minorEastAsia" w:hint="eastAsia"/>
-              </w:rPr>
-              <w:t>7</w:t>
+              <w:t>TC-07</w:t>
             </w:r>
           </w:p>
         </w:tc>
@@ -13401,7 +13029,7 @@
               </w:tabs>
               <w:jc w:val="left"/>
               <w:rPr>
-                <w:rFonts w:asciiTheme="minorEastAsia" w:hAnsiTheme="minorEastAsia" w:hint="eastAsia"/>
+                <w:rFonts w:asciiTheme="minorEastAsia" w:hAnsiTheme="minorEastAsia"/>
               </w:rPr>
             </w:pPr>
             <w:r>
@@ -13420,28 +13048,14 @@
             <w:pPr>
               <w:jc w:val="left"/>
               <w:rPr>
-                <w:rFonts w:asciiTheme="minorEastAsia" w:hAnsiTheme="minorEastAsia" w:hint="eastAsia"/>
+                <w:rFonts w:asciiTheme="minorEastAsia" w:hAnsiTheme="minorEastAsia"/>
               </w:rPr>
             </w:pPr>
             <w:r>
               <w:rPr>
                 <w:rFonts w:asciiTheme="minorEastAsia" w:hAnsiTheme="minorEastAsia"/>
               </w:rPr>
-              <w:t xml:space="preserve">[전] 버튼 탭 시 즉발 효과 발동 후 잔여 횟수가 1 감소하고, 6~10초 </w:t>
-            </w:r>
-            <w:proofErr w:type="spellStart"/>
-            <w:r>
-              <w:rPr>
-                <w:rFonts w:asciiTheme="minorEastAsia" w:hAnsiTheme="minorEastAsia"/>
-              </w:rPr>
-              <w:t>쿨타임이</w:t>
-            </w:r>
-            <w:proofErr w:type="spellEnd"/>
-            <w:r>
-              <w:rPr>
-                <w:rFonts w:asciiTheme="minorEastAsia" w:hAnsiTheme="minorEastAsia"/>
-              </w:rPr>
-              <w:t xml:space="preserve"> 정상 동작하며 횟수 0 도달 시 비활성화되는지 확인</w:t>
+              <w:t>[전] 버튼 탭 시 즉발 효과 발동 후 잔여 횟수가 1 감소하고, 6~10초 쿨타임이 정상 동작하며 횟수 0 도달 시 비활성화되는지 확인</w:t>
             </w:r>
           </w:p>
         </w:tc>
@@ -13454,7 +13068,7 @@
           <w:p>
             <w:pPr>
               <w:rPr>
-                <w:rFonts w:asciiTheme="minorEastAsia" w:hAnsiTheme="minorEastAsia" w:hint="eastAsia"/>
+                <w:rFonts w:asciiTheme="minorEastAsia" w:hAnsiTheme="minorEastAsia"/>
                 <w:b/>
                 <w:bCs/>
               </w:rPr>
@@ -13482,7 +13096,7 @@
           <w:p>
             <w:pPr>
               <w:rPr>
-                <w:rFonts w:asciiTheme="minorEastAsia" w:hAnsiTheme="minorEastAsia" w:hint="eastAsia"/>
+                <w:rFonts w:asciiTheme="minorEastAsia" w:hAnsiTheme="minorEastAsia"/>
               </w:rPr>
             </w:pPr>
             <w:r>
@@ -13502,7 +13116,7 @@
               <w:keepNext/>
               <w:jc w:val="left"/>
               <w:rPr>
-                <w:rFonts w:asciiTheme="minorEastAsia" w:hAnsiTheme="minorEastAsia" w:hint="eastAsia"/>
+                <w:rFonts w:asciiTheme="minorEastAsia" w:hAnsiTheme="minorEastAsia"/>
               </w:rPr>
             </w:pPr>
             <w:r>
@@ -13519,7 +13133,6 @@
       <w:pPr>
         <w:pStyle w:val="af5"/>
         <w:rPr>
-          <w:rFonts w:hint="eastAsia"/>
           <w:sz w:val="16"/>
           <w:szCs w:val="16"/>
           <w:lang w:val="en-US"/>
@@ -17998,6 +17611,7 @@
   <w:style w:type="character" w:default="1" w:styleId="a0">
     <w:name w:val="Default Paragraph Font"/>
     <w:uiPriority w:val="1"/>
+    <w:semiHidden/>
     <w:unhideWhenUsed/>
   </w:style>
   <w:style w:type="table" w:default="1" w:styleId="a1">
@@ -18904,28 +18518,28 @@
 </file>
 
 <file path=customXml/item1.xml><?xml version="1.0" encoding="utf-8"?>
-<b:Sources xmlns:b="http://schemas.openxmlformats.org/officeDocument/2006/bibliography" xmlns="http://schemas.openxmlformats.org/officeDocument/2006/bibliography" SelectedStyle="\APASixthEditionOfficeOnline.xsl" StyleName="APA" Version="6"/>
-</file>
-
-<file path=customXml/item2.xml><?xml version="1.0" encoding="utf-8"?>
 <go:gDocsCustomXmlDataStorage xmlns:go="http://customooxmlschemas.google.com/" xmlns:r="http://schemas.openxmlformats.org/officeDocument/2006/relationships" uri="GoogleDocsCustomDataVersion2">
   <go:docsCustomData xmlns:go="http://customooxmlschemas.google.com/" roundtripDataSignature="AMtx7micRMcumK0WNl2WwJGgDlCf2P0pZg==">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</go:docsCustomData>
 </go:gDocsCustomXmlDataStorage>
 </file>
 
-<file path=customXml/itemProps1.xml><?xml version="1.0" encoding="utf-8"?>
-<ds:datastoreItem xmlns:ds="http://schemas.openxmlformats.org/officeDocument/2006/customXml" ds:itemID="{9319AD63-CBA6-497F-A07B-DAFEC8FA0A37}">
-  <ds:schemaRefs>
-    <ds:schemaRef ds:uri="http://schemas.openxmlformats.org/officeDocument/2006/bibliography"/>
-  </ds:schemaRefs>
-</ds:datastoreItem>
+<file path=customXml/item2.xml><?xml version="1.0" encoding="utf-8"?>
+<b:Sources xmlns:b="http://schemas.openxmlformats.org/officeDocument/2006/bibliography" xmlns="http://schemas.openxmlformats.org/officeDocument/2006/bibliography" SelectedStyle="\APASixthEditionOfficeOnline.xsl" StyleName="APA" Version="6"/>
 </file>
 
-<file path=customXml/itemProps2.xml><?xml version="1.0" encoding="utf-8"?>
+<file path=customXml/itemProps1.xml><?xml version="1.0" encoding="utf-8"?>
 <ds:datastoreItem xmlns:ds="http://schemas.openxmlformats.org/officeDocument/2006/customXml" ds:itemID="{11111111-1234-1234-1234-123412341234}">
   <ds:schemaRefs>
     <ds:schemaRef ds:uri="http://customooxmlschemas.google.com/"/>
     <ds:schemaRef ds:uri="http://schemas.openxmlformats.org/officeDocument/2006/relationships"/>
   </ds:schemaRefs>
 </ds:datastoreItem>
+</file>
+
+<file path=customXml/itemProps2.xml><?xml version="1.0" encoding="utf-8"?>
+<ds:datastoreItem xmlns:ds="http://schemas.openxmlformats.org/officeDocument/2006/customXml" ds:itemID="{9319AD63-CBA6-497F-A07B-DAFEC8FA0A37}">
+  <ds:schemaRefs>
+    <ds:schemaRef ds:uri="http://schemas.openxmlformats.org/officeDocument/2006/bibliography"/>
+  </ds:schemaRefs>
+</ds:datastoreItem>
 </file>